--- a/workflows/weekly-ops-advice-flow/out/周度经营建议.docx
+++ b/workflows/weekly-ops-advice-flow/out/周度经营建议.docx
@@ -950,7 +950,7 @@
           </w:tcPr>
           <w:p>
             <w:r>
-              <w:t>2026-09-09</w:t>
+              <w:t>2026-09-08</w:t>
             </w:r>
           </w:p>
         </w:tc>
@@ -960,7 +960,7 @@
           </w:tcPr>
           <w:p>
             <w:r>
-              <w:t>营收连续趋势</w:t>
+              <w:t>营收环比</w:t>
             </w:r>
           </w:p>
         </w:tc>
@@ -970,7 +970,7 @@
           </w:tcPr>
           <w:p>
             <w:r>
-              <w:t>R3 连续趋势</w:t>
+              <w:t>R1 绝对阈值</w:t>
             </w:r>
           </w:p>
         </w:tc>
@@ -990,7 +990,7 @@
           </w:tcPr>
           <w:p>
             <w:r>
-              <w:t>连续 4 天下滑</w:t>
+              <w:t>-30.0%</w:t>
             </w:r>
           </w:p>
         </w:tc>
@@ -1000,7 +1000,7 @@
           </w:tcPr>
           <w:p>
             <w:r>
-              <w:t>2026-09-05 → 2026-09-09 累计 -23.1%</w:t>
+              <w:t>营收 6247 元（前一日 8929 元）</w:t>
             </w:r>
           </w:p>
         </w:tc>
@@ -1012,131 +1012,7 @@
           </w:tcPr>
           <w:p>
             <w:r>
-              <w:t>2026-09-12</w:t>
-            </w:r>
-          </w:p>
-        </w:tc>
-        <w:tc>
-          <w:tcPr>
-            <w:tcW w:type="dxa" w:w="1440"/>
-          </w:tcPr>
-          <w:p>
-            <w:r>
-              <w:t>转化率连续趋势</w:t>
-            </w:r>
-          </w:p>
-        </w:tc>
-        <w:tc>
-          <w:tcPr>
-            <w:tcW w:type="dxa" w:w="1440"/>
-          </w:tcPr>
-          <w:p>
-            <w:r>
-              <w:t>R3 连续趋势</w:t>
-            </w:r>
-          </w:p>
-        </w:tc>
-        <w:tc>
-          <w:tcPr>
-            <w:tcW w:type="dxa" w:w="1440"/>
-          </w:tcPr>
-          <w:p>
-            <w:r>
-              <w:t>高</w:t>
-            </w:r>
-          </w:p>
-        </w:tc>
-        <w:tc>
-          <w:tcPr>
-            <w:tcW w:type="dxa" w:w="1440"/>
-          </w:tcPr>
-          <w:p>
-            <w:r>
-              <w:t>连续 4 天下滑</w:t>
-            </w:r>
-          </w:p>
-        </w:tc>
-        <w:tc>
-          <w:tcPr>
-            <w:tcW w:type="dxa" w:w="1440"/>
-          </w:tcPr>
-          <w:p>
-            <w:r>
-              <w:t>2026-09-08 → 2026-09-12 累计 -30.7%</w:t>
-            </w:r>
-          </w:p>
-        </w:tc>
-      </w:tr>
-      <w:tr>
-        <w:tc>
-          <w:tcPr>
-            <w:tcW w:type="dxa" w:w="1440"/>
-          </w:tcPr>
-          <w:p>
-            <w:r>
-              <w:t>2026-09-08</w:t>
-            </w:r>
-          </w:p>
-        </w:tc>
-        <w:tc>
-          <w:tcPr>
-            <w:tcW w:type="dxa" w:w="1440"/>
-          </w:tcPr>
-          <w:p>
-            <w:r>
-              <w:t>营收同比</w:t>
-            </w:r>
-          </w:p>
-        </w:tc>
-        <w:tc>
-          <w:tcPr>
-            <w:tcW w:type="dxa" w:w="1440"/>
-          </w:tcPr>
-          <w:p>
-            <w:r>
-              <w:t>R4 季节性（同比优先）</w:t>
-            </w:r>
-          </w:p>
-        </w:tc>
-        <w:tc>
-          <w:tcPr>
-            <w:tcW w:type="dxa" w:w="1440"/>
-          </w:tcPr>
-          <w:p>
-            <w:r>
-              <w:t>中</w:t>
-            </w:r>
-          </w:p>
-        </w:tc>
-        <w:tc>
-          <w:tcPr>
-            <w:tcW w:type="dxa" w:w="1440"/>
-          </w:tcPr>
-          <w:p>
-            <w:r>
-              <w:t>-25.0%</w:t>
-            </w:r>
-          </w:p>
-        </w:tc>
-        <w:tc>
-          <w:tcPr>
-            <w:tcW w:type="dxa" w:w="1440"/>
-          </w:tcPr>
-          <w:p>
-            <w:r>
-              <w:t>去年同期 11922 元，本期 8942 元</w:t>
-            </w:r>
-          </w:p>
-        </w:tc>
-      </w:tr>
-      <w:tr>
-        <w:tc>
-          <w:tcPr>
-            <w:tcW w:type="dxa" w:w="1440"/>
-          </w:tcPr>
-          <w:p>
-            <w:r>
-              <w:t>2026-09-12</w:t>
+              <w:t>2026-09-07</w:t>
             </w:r>
           </w:p>
         </w:tc>
@@ -1176,7 +1052,7 @@
           </w:tcPr>
           <w:p>
             <w:r>
-              <w:t>-20.6%</w:t>
+              <w:t>-23.2%</w:t>
             </w:r>
           </w:p>
         </w:tc>
@@ -1186,7 +1062,193 @@
           </w:tcPr>
           <w:p>
             <w:r>
-              <w:t>营收 6895 元（前一日 8679 元）</w:t>
+              <w:t>营收 8929 元（前一日 11621 元）</w:t>
+            </w:r>
+          </w:p>
+        </w:tc>
+      </w:tr>
+      <w:tr>
+        <w:tc>
+          <w:tcPr>
+            <w:tcW w:type="dxa" w:w="1440"/>
+          </w:tcPr>
+          <w:p>
+            <w:r>
+              <w:t>2026-09-08</w:t>
+            </w:r>
+          </w:p>
+        </w:tc>
+        <w:tc>
+          <w:tcPr>
+            <w:tcW w:type="dxa" w:w="1440"/>
+          </w:tcPr>
+          <w:p>
+            <w:r>
+              <w:t>营收离群</w:t>
+            </w:r>
+          </w:p>
+        </w:tc>
+        <w:tc>
+          <w:tcPr>
+            <w:tcW w:type="dxa" w:w="1440"/>
+          </w:tcPr>
+          <w:p>
+            <w:r>
+              <w:t>R2 离群（Z-score(2σ)）</w:t>
+            </w:r>
+          </w:p>
+        </w:tc>
+        <w:tc>
+          <w:tcPr>
+            <w:tcW w:type="dxa" w:w="1440"/>
+          </w:tcPr>
+          <w:p>
+            <w:r>
+              <w:t>中</w:t>
+            </w:r>
+          </w:p>
+        </w:tc>
+        <w:tc>
+          <w:tcPr>
+            <w:tcW w:type="dxa" w:w="1440"/>
+          </w:tcPr>
+          <w:p>
+            <w:r>
+              <w:t>6247元</w:t>
+            </w:r>
+          </w:p>
+        </w:tc>
+        <w:tc>
+          <w:tcPr>
+            <w:tcW w:type="dxa" w:w="1440"/>
+          </w:tcPr>
+          <w:p>
+            <w:r>
+              <w:t>Z=-2.30（μ=9521.8，σ=1423.8）</w:t>
+            </w:r>
+          </w:p>
+        </w:tc>
+      </w:tr>
+      <w:tr>
+        <w:tc>
+          <w:tcPr>
+            <w:tcW w:type="dxa" w:w="1440"/>
+          </w:tcPr>
+          <w:p>
+            <w:r>
+              <w:t>2026-09-09</w:t>
+            </w:r>
+          </w:p>
+        </w:tc>
+        <w:tc>
+          <w:tcPr>
+            <w:tcW w:type="dxa" w:w="1440"/>
+          </w:tcPr>
+          <w:p>
+            <w:r>
+              <w:t>退款率</w:t>
+            </w:r>
+          </w:p>
+        </w:tc>
+        <w:tc>
+          <w:tcPr>
+            <w:tcW w:type="dxa" w:w="1440"/>
+          </w:tcPr>
+          <w:p>
+            <w:r>
+              <w:t>R1 绝对阈值</w:t>
+            </w:r>
+          </w:p>
+        </w:tc>
+        <w:tc>
+          <w:tcPr>
+            <w:tcW w:type="dxa" w:w="1440"/>
+          </w:tcPr>
+          <w:p>
+            <w:r>
+              <w:t>中</w:t>
+            </w:r>
+          </w:p>
+        </w:tc>
+        <w:tc>
+          <w:tcPr>
+            <w:tcW w:type="dxa" w:w="1440"/>
+          </w:tcPr>
+          <w:p>
+            <w:r>
+              <w:t>6.79%</w:t>
+            </w:r>
+          </w:p>
+        </w:tc>
+        <w:tc>
+          <w:tcPr>
+            <w:tcW w:type="dxa" w:w="1440"/>
+          </w:tcPr>
+          <w:p>
+            <w:r>
+              <w:t>退款 624 元 / 营收 9184 元</w:t>
+            </w:r>
+          </w:p>
+        </w:tc>
+      </w:tr>
+      <w:tr>
+        <w:tc>
+          <w:tcPr>
+            <w:tcW w:type="dxa" w:w="1440"/>
+          </w:tcPr>
+          <w:p>
+            <w:r>
+              <w:t>2026-09-09</w:t>
+            </w:r>
+          </w:p>
+        </w:tc>
+        <w:tc>
+          <w:tcPr>
+            <w:tcW w:type="dxa" w:w="1440"/>
+          </w:tcPr>
+          <w:p>
+            <w:r>
+              <w:t>退款率离群</w:t>
+            </w:r>
+          </w:p>
+        </w:tc>
+        <w:tc>
+          <w:tcPr>
+            <w:tcW w:type="dxa" w:w="1440"/>
+          </w:tcPr>
+          <w:p>
+            <w:r>
+              <w:t>R2 离群（Z-score(2σ)）</w:t>
+            </w:r>
+          </w:p>
+        </w:tc>
+        <w:tc>
+          <w:tcPr>
+            <w:tcW w:type="dxa" w:w="1440"/>
+          </w:tcPr>
+          <w:p>
+            <w:r>
+              <w:t>中</w:t>
+            </w:r>
+          </w:p>
+        </w:tc>
+        <w:tc>
+          <w:tcPr>
+            <w:tcW w:type="dxa" w:w="1440"/>
+          </w:tcPr>
+          <w:p>
+            <w:r>
+              <w:t>6.79%</w:t>
+            </w:r>
+          </w:p>
+        </w:tc>
+        <w:tc>
+          <w:tcPr>
+            <w:tcW w:type="dxa" w:w="1440"/>
+          </w:tcPr>
+          <w:p>
+            <w:r>
+              <w:t>Z=+3.62（μ=2.7，σ=1.1）</w:t>
             </w:r>
           </w:p>
         </w:tc>
@@ -1202,7 +1264,7 @@
     </w:p>
     <w:p>
       <w:r>
-        <w:t>选取理由：本周存在 2 条高等级确认异常，优先级最高｜责任人：店长 王敏｜预算上限：0</w:t>
+        <w:t>选取理由：本周存在 1 条高等级确认异常，优先级最高｜责任人：店长 王敏｜预算上限：0</w:t>
       </w:r>
     </w:p>
     <w:p>
@@ -1210,7 +1272,7 @@
         <w:pStyle w:val="ListBullet"/>
       </w:pPr>
       <w:r>
-        <w:t>让店长 王敏把「2026-09-09 营收连续趋势（连续 4 天下滑）」当作下周第一件事：拉出该指标对应的原始单据逐条核对，先定性再动手。（零预算：不动用投放费用）</w:t>
+        <w:t>让店长 王敏把「2026-09-08 营收环比（-30.0%）」当作下周第一件事：拉出该指标对应的原始单据逐条核对，先定性再动手。（零预算：不动用投放费用）</w:t>
       </w:r>
     </w:p>
     <w:p>

--- a/workflows/weekly-ops-advice-flow/out/周度经营建议.docx
+++ b/workflows/weekly-ops-advice-flow/out/周度经营建议.docx
@@ -950,7 +950,7 @@
           </w:tcPr>
           <w:p>
             <w:r>
-              <w:t>2026-09-08</w:t>
+              <w:t>2026-09-09</w:t>
             </w:r>
           </w:p>
         </w:tc>
@@ -960,7 +960,7 @@
           </w:tcPr>
           <w:p>
             <w:r>
-              <w:t>营收环比</w:t>
+              <w:t>营收连续趋势</w:t>
             </w:r>
           </w:p>
         </w:tc>
@@ -970,7 +970,7 @@
           </w:tcPr>
           <w:p>
             <w:r>
-              <w:t>R1 绝对阈值</w:t>
+              <w:t>R3 连续趋势</w:t>
             </w:r>
           </w:p>
         </w:tc>
@@ -990,7 +990,7 @@
           </w:tcPr>
           <w:p>
             <w:r>
-              <w:t>-30.0%</w:t>
+              <w:t>连续 4 天下滑</w:t>
             </w:r>
           </w:p>
         </w:tc>
@@ -1000,7 +1000,7 @@
           </w:tcPr>
           <w:p>
             <w:r>
-              <w:t>营收 6247 元（前一日 8929 元）</w:t>
+              <w:t>2026-09-05 → 2026-09-09 累计 -23.1%</w:t>
             </w:r>
           </w:p>
         </w:tc>
@@ -1012,7 +1012,131 @@
           </w:tcPr>
           <w:p>
             <w:r>
-              <w:t>2026-09-07</w:t>
+              <w:t>2026-09-12</w:t>
+            </w:r>
+          </w:p>
+        </w:tc>
+        <w:tc>
+          <w:tcPr>
+            <w:tcW w:type="dxa" w:w="1440"/>
+          </w:tcPr>
+          <w:p>
+            <w:r>
+              <w:t>转化率连续趋势</w:t>
+            </w:r>
+          </w:p>
+        </w:tc>
+        <w:tc>
+          <w:tcPr>
+            <w:tcW w:type="dxa" w:w="1440"/>
+          </w:tcPr>
+          <w:p>
+            <w:r>
+              <w:t>R3 连续趋势</w:t>
+            </w:r>
+          </w:p>
+        </w:tc>
+        <w:tc>
+          <w:tcPr>
+            <w:tcW w:type="dxa" w:w="1440"/>
+          </w:tcPr>
+          <w:p>
+            <w:r>
+              <w:t>高</w:t>
+            </w:r>
+          </w:p>
+        </w:tc>
+        <w:tc>
+          <w:tcPr>
+            <w:tcW w:type="dxa" w:w="1440"/>
+          </w:tcPr>
+          <w:p>
+            <w:r>
+              <w:t>连续 4 天下滑</w:t>
+            </w:r>
+          </w:p>
+        </w:tc>
+        <w:tc>
+          <w:tcPr>
+            <w:tcW w:type="dxa" w:w="1440"/>
+          </w:tcPr>
+          <w:p>
+            <w:r>
+              <w:t>2026-09-08 → 2026-09-12 累计 -30.7%</w:t>
+            </w:r>
+          </w:p>
+        </w:tc>
+      </w:tr>
+      <w:tr>
+        <w:tc>
+          <w:tcPr>
+            <w:tcW w:type="dxa" w:w="1440"/>
+          </w:tcPr>
+          <w:p>
+            <w:r>
+              <w:t>2026-09-08</w:t>
+            </w:r>
+          </w:p>
+        </w:tc>
+        <w:tc>
+          <w:tcPr>
+            <w:tcW w:type="dxa" w:w="1440"/>
+          </w:tcPr>
+          <w:p>
+            <w:r>
+              <w:t>营收同比</w:t>
+            </w:r>
+          </w:p>
+        </w:tc>
+        <w:tc>
+          <w:tcPr>
+            <w:tcW w:type="dxa" w:w="1440"/>
+          </w:tcPr>
+          <w:p>
+            <w:r>
+              <w:t>R4 季节性（同比优先）</w:t>
+            </w:r>
+          </w:p>
+        </w:tc>
+        <w:tc>
+          <w:tcPr>
+            <w:tcW w:type="dxa" w:w="1440"/>
+          </w:tcPr>
+          <w:p>
+            <w:r>
+              <w:t>中</w:t>
+            </w:r>
+          </w:p>
+        </w:tc>
+        <w:tc>
+          <w:tcPr>
+            <w:tcW w:type="dxa" w:w="1440"/>
+          </w:tcPr>
+          <w:p>
+            <w:r>
+              <w:t>-25.0%</w:t>
+            </w:r>
+          </w:p>
+        </w:tc>
+        <w:tc>
+          <w:tcPr>
+            <w:tcW w:type="dxa" w:w="1440"/>
+          </w:tcPr>
+          <w:p>
+            <w:r>
+              <w:t>去年同期 11922 元，本期 8942 元</w:t>
+            </w:r>
+          </w:p>
+        </w:tc>
+      </w:tr>
+      <w:tr>
+        <w:tc>
+          <w:tcPr>
+            <w:tcW w:type="dxa" w:w="1440"/>
+          </w:tcPr>
+          <w:p>
+            <w:r>
+              <w:t>2026-09-12</w:t>
             </w:r>
           </w:p>
         </w:tc>
@@ -1052,7 +1176,7 @@
           </w:tcPr>
           <w:p>
             <w:r>
-              <w:t>-23.2%</w:t>
+              <w:t>-20.6%</w:t>
             </w:r>
           </w:p>
         </w:tc>
@@ -1062,193 +1186,7 @@
           </w:tcPr>
           <w:p>
             <w:r>
-              <w:t>营收 8929 元（前一日 11621 元）</w:t>
-            </w:r>
-          </w:p>
-        </w:tc>
-      </w:tr>
-      <w:tr>
-        <w:tc>
-          <w:tcPr>
-            <w:tcW w:type="dxa" w:w="1440"/>
-          </w:tcPr>
-          <w:p>
-            <w:r>
-              <w:t>2026-09-08</w:t>
-            </w:r>
-          </w:p>
-        </w:tc>
-        <w:tc>
-          <w:tcPr>
-            <w:tcW w:type="dxa" w:w="1440"/>
-          </w:tcPr>
-          <w:p>
-            <w:r>
-              <w:t>营收离群</w:t>
-            </w:r>
-          </w:p>
-        </w:tc>
-        <w:tc>
-          <w:tcPr>
-            <w:tcW w:type="dxa" w:w="1440"/>
-          </w:tcPr>
-          <w:p>
-            <w:r>
-              <w:t>R2 离群（Z-score(2σ)）</w:t>
-            </w:r>
-          </w:p>
-        </w:tc>
-        <w:tc>
-          <w:tcPr>
-            <w:tcW w:type="dxa" w:w="1440"/>
-          </w:tcPr>
-          <w:p>
-            <w:r>
-              <w:t>中</w:t>
-            </w:r>
-          </w:p>
-        </w:tc>
-        <w:tc>
-          <w:tcPr>
-            <w:tcW w:type="dxa" w:w="1440"/>
-          </w:tcPr>
-          <w:p>
-            <w:r>
-              <w:t>6247元</w:t>
-            </w:r>
-          </w:p>
-        </w:tc>
-        <w:tc>
-          <w:tcPr>
-            <w:tcW w:type="dxa" w:w="1440"/>
-          </w:tcPr>
-          <w:p>
-            <w:r>
-              <w:t>Z=-2.30（μ=9521.8，σ=1423.8）</w:t>
-            </w:r>
-          </w:p>
-        </w:tc>
-      </w:tr>
-      <w:tr>
-        <w:tc>
-          <w:tcPr>
-            <w:tcW w:type="dxa" w:w="1440"/>
-          </w:tcPr>
-          <w:p>
-            <w:r>
-              <w:t>2026-09-09</w:t>
-            </w:r>
-          </w:p>
-        </w:tc>
-        <w:tc>
-          <w:tcPr>
-            <w:tcW w:type="dxa" w:w="1440"/>
-          </w:tcPr>
-          <w:p>
-            <w:r>
-              <w:t>退款率</w:t>
-            </w:r>
-          </w:p>
-        </w:tc>
-        <w:tc>
-          <w:tcPr>
-            <w:tcW w:type="dxa" w:w="1440"/>
-          </w:tcPr>
-          <w:p>
-            <w:r>
-              <w:t>R1 绝对阈值</w:t>
-            </w:r>
-          </w:p>
-        </w:tc>
-        <w:tc>
-          <w:tcPr>
-            <w:tcW w:type="dxa" w:w="1440"/>
-          </w:tcPr>
-          <w:p>
-            <w:r>
-              <w:t>中</w:t>
-            </w:r>
-          </w:p>
-        </w:tc>
-        <w:tc>
-          <w:tcPr>
-            <w:tcW w:type="dxa" w:w="1440"/>
-          </w:tcPr>
-          <w:p>
-            <w:r>
-              <w:t>6.79%</w:t>
-            </w:r>
-          </w:p>
-        </w:tc>
-        <w:tc>
-          <w:tcPr>
-            <w:tcW w:type="dxa" w:w="1440"/>
-          </w:tcPr>
-          <w:p>
-            <w:r>
-              <w:t>退款 624 元 / 营收 9184 元</w:t>
-            </w:r>
-          </w:p>
-        </w:tc>
-      </w:tr>
-      <w:tr>
-        <w:tc>
-          <w:tcPr>
-            <w:tcW w:type="dxa" w:w="1440"/>
-          </w:tcPr>
-          <w:p>
-            <w:r>
-              <w:t>2026-09-09</w:t>
-            </w:r>
-          </w:p>
-        </w:tc>
-        <w:tc>
-          <w:tcPr>
-            <w:tcW w:type="dxa" w:w="1440"/>
-          </w:tcPr>
-          <w:p>
-            <w:r>
-              <w:t>退款率离群</w:t>
-            </w:r>
-          </w:p>
-        </w:tc>
-        <w:tc>
-          <w:tcPr>
-            <w:tcW w:type="dxa" w:w="1440"/>
-          </w:tcPr>
-          <w:p>
-            <w:r>
-              <w:t>R2 离群（Z-score(2σ)）</w:t>
-            </w:r>
-          </w:p>
-        </w:tc>
-        <w:tc>
-          <w:tcPr>
-            <w:tcW w:type="dxa" w:w="1440"/>
-          </w:tcPr>
-          <w:p>
-            <w:r>
-              <w:t>中</w:t>
-            </w:r>
-          </w:p>
-        </w:tc>
-        <w:tc>
-          <w:tcPr>
-            <w:tcW w:type="dxa" w:w="1440"/>
-          </w:tcPr>
-          <w:p>
-            <w:r>
-              <w:t>6.79%</w:t>
-            </w:r>
-          </w:p>
-        </w:tc>
-        <w:tc>
-          <w:tcPr>
-            <w:tcW w:type="dxa" w:w="1440"/>
-          </w:tcPr>
-          <w:p>
-            <w:r>
-              <w:t>Z=+3.62（μ=2.7，σ=1.1）</w:t>
+              <w:t>营收 6895 元（前一日 8679 元）</w:t>
             </w:r>
           </w:p>
         </w:tc>
@@ -1264,7 +1202,7 @@
     </w:p>
     <w:p>
       <w:r>
-        <w:t>选取理由：本周存在 1 条高等级确认异常，优先级最高｜责任人：店长 王敏｜预算上限：0</w:t>
+        <w:t>选取理由：本周存在 2 条高等级确认异常，优先级最高｜责任人：店长 王敏｜预算上限：0</w:t>
       </w:r>
     </w:p>
     <w:p>
@@ -1272,7 +1210,7 @@
         <w:pStyle w:val="ListBullet"/>
       </w:pPr>
       <w:r>
-        <w:t>让店长 王敏把「2026-09-08 营收环比（-30.0%）」当作下周第一件事：拉出该指标对应的原始单据逐条核对，先定性再动手。（零预算：不动用投放费用）</w:t>
+        <w:t>让店长 王敏把「2026-09-09 营收连续趋势（连续 4 天下滑）」当作下周第一件事：拉出该指标对应的原始单据逐条核对，先定性再动手。（零预算：不动用投放费用）</w:t>
       </w:r>
     </w:p>
     <w:p>
